--- a/KOALA Setup Guide - Server.docx
+++ b/KOALA Setup Guide - Server.docx
@@ -97,6 +97,9 @@
       </w:pPr>
       <w:r>
         <w:t>JDK 21 or later</w:t>
+      </w:r>
+      <w:r>
+        <w:t xml:space="preserve"> (recommended)</w:t>
       </w:r>
     </w:p>
     <w:p>
